--- a/FastAPI/connecting_Database_python/1. Connecting to database with python.docx
+++ b/FastAPI/connecting_Database_python/1. Connecting to database with python.docx
@@ -1,6 +1,6 @@
 
 <file path=word/document.xml><?xml version="1.0" encoding="utf-8"?>
-<w:document xmlns:wpc="http://schemas.microsoft.com/office/word/2010/wordprocessingCanvas" xmlns:cx="http://schemas.microsoft.com/office/drawing/2014/chartex" xmlns:cx1="http://schemas.microsoft.com/office/drawing/2015/9/8/chartex" xmlns:cx2="http://schemas.microsoft.com/office/drawing/2015/10/21/chartex" xmlns:cx3="http://schemas.microsoft.com/office/drawing/2016/5/9/chartex" xmlns:cx4="http://schemas.microsoft.com/office/drawing/2016/5/10/chartex" xmlns:cx5="http://schemas.microsoft.com/office/drawing/2016/5/11/chartex" xmlns:cx6="http://schemas.microsoft.com/office/drawing/2016/5/12/chartex" xmlns:cx7="http://schemas.microsoft.com/office/drawing/2016/5/13/chartex" xmlns:cx8="http://schemas.microsoft.com/office/drawing/2016/5/14/chartex" xmlns:mc="http://schemas.openxmlformats.org/markup-compatibility/2006" xmlns:aink="http://schemas.microsoft.com/office/drawing/2016/ink" xmlns:am3d="http://schemas.microsoft.com/office/drawing/2017/model3d" xmlns:o="urn:schemas-microsoft-com:office:office" xmlns:oel="http://schemas.microsoft.com/office/2019/extlst" xmlns:r="http://schemas.openxmlformats.org/officeDocument/2006/relationships" xmlns:m="http://schemas.openxmlformats.org/officeDocument/2006/math" xmlns:v="urn:schemas-microsoft-com:vml" xmlns:wp14="http://schemas.microsoft.com/office/word/2010/wordprocessingDrawing" xmlns:wp="http://schemas.openxmlformats.org/drawingml/2006/wordprocessingDrawing" xmlns:w10="urn:schemas-microsoft-com:office:word" xmlns:w="http://schemas.openxmlformats.org/wordprocessingml/2006/main" xmlns:w14="http://schemas.microsoft.com/office/word/2010/wordml" xmlns:w15="http://schemas.microsoft.com/office/word/2012/wordml" xmlns:w16cex="http://schemas.microsoft.com/office/word/2018/wordml/cex" xmlns:w16cid="http://schemas.microsoft.com/office/word/2016/wordml/cid" xmlns:w16="http://schemas.microsoft.com/office/word/2018/wordml" xmlns:w16du="http://schemas.microsoft.com/office/word/2023/wordml/word16du" xmlns:w16sdtdh="http://schemas.microsoft.com/office/word/2020/wordml/sdtdatahash" xmlns:w16sdtfl="http://schemas.microsoft.com/office/word/2024/wordml/sdtformatlock" xmlns:w16se="http://schemas.microsoft.com/office/word/2015/wordml/symex" xmlns:wpg="http://schemas.microsoft.com/office/word/2010/wordprocessingGroup" xmlns:wpi="http://schemas.microsoft.com/office/word/2010/wordprocessingInk" xmlns:wne="http://schemas.microsoft.com/office/word/2006/wordml" xmlns:wps="http://schemas.microsoft.com/office/word/2010/wordprocessingShape" mc:Ignorable="w14 w15 w16se w16cid w16 w16cex w16sdtdh w16sdtfl w16du wp14">
+<w:document xmlns:wpc="http://schemas.microsoft.com/office/word/2010/wordprocessingCanvas" xmlns:cx="http://schemas.microsoft.com/office/drawing/2014/chartex" xmlns:cx1="http://schemas.microsoft.com/office/drawing/2015/9/8/chartex" xmlns:cx2="http://schemas.microsoft.com/office/drawing/2015/10/21/chartex" xmlns:cx3="http://schemas.microsoft.com/office/drawing/2016/5/9/chartex" xmlns:cx4="http://schemas.microsoft.com/office/drawing/2016/5/10/chartex" xmlns:cx5="http://schemas.microsoft.com/office/drawing/2016/5/11/chartex" xmlns:cx6="http://schemas.microsoft.com/office/drawing/2016/5/12/chartex" xmlns:cx7="http://schemas.microsoft.com/office/drawing/2016/5/13/chartex" xmlns:cx8="http://schemas.microsoft.com/office/drawing/2016/5/14/chartex" xmlns:mc="http://schemas.openxmlformats.org/markup-compatibility/2006" xmlns:aink="http://schemas.microsoft.com/office/drawing/2016/ink" xmlns:am3d="http://schemas.microsoft.com/office/drawing/2017/model3d" xmlns:o="urn:schemas-microsoft-com:office:office" xmlns:oel="http://schemas.microsoft.com/office/2019/extlst" xmlns:r="http://schemas.openxmlformats.org/officeDocument/2006/relationships" xmlns:m="http://schemas.openxmlformats.org/officeDocument/2006/math" xmlns:v="urn:schemas-microsoft-com:vml" xmlns:wp14="http://schemas.microsoft.com/office/word/2010/wordprocessingDrawing" xmlns:wp="http://schemas.openxmlformats.org/drawingml/2006/wordprocessingDrawing" xmlns:w10="urn:schemas-microsoft-com:office:word" xmlns:w="http://schemas.openxmlformats.org/wordprocessingml/2006/main" xmlns:w14="http://schemas.microsoft.com/office/word/2010/wordml" xmlns:w15="http://schemas.microsoft.com/office/word/2012/wordml" xmlns:w16cex="http://schemas.microsoft.com/office/word/2018/wordml/cex" xmlns:w16cid="http://schemas.microsoft.com/office/word/2016/wordml/cid" xmlns:w16="http://schemas.microsoft.com/office/word/2018/wordml" xmlns:w16sdtdh="http://schemas.microsoft.com/office/word/2020/wordml/sdtdatahash" xmlns:w16se="http://schemas.microsoft.com/office/word/2015/wordml/symex" xmlns:wpg="http://schemas.microsoft.com/office/word/2010/wordprocessingGroup" xmlns:wpi="http://schemas.microsoft.com/office/word/2010/wordprocessingInk" xmlns:wne="http://schemas.microsoft.com/office/word/2006/wordml" xmlns:wps="http://schemas.microsoft.com/office/word/2010/wordprocessingShape" mc:Ignorable="w14 w15 w16se w16cid w16 w16cex w16sdtdh wp14">
   <w:body>
     <w:p>
       <w:pPr>
@@ -69,6 +69,7 @@
       </w:r>
       <w:r>
         <w:rPr>
+          <w:noProof/>
           <w:sz w:val="32"/>
           <w:szCs w:val="32"/>
         </w:rPr>
@@ -88,7 +89,7 @@
                     <pic:cNvPicPr/>
                   </pic:nvPicPr>
                   <pic:blipFill>
-                    <a:blip r:embed="rId5"/>
+                    <a:blip r:embed="rId7"/>
                     <a:stretch>
                       <a:fillRect/>
                     </a:stretch>
@@ -154,7 +155,396 @@
         <w:t xml:space="preserve"> </w:t>
       </w:r>
     </w:p>
+    <w:p>
+      <w:pPr>
+        <w:pStyle w:val="ListParagraph"/>
+        <w:numPr>
+          <w:ilvl w:val="0"/>
+          <w:numId w:val="1"/>
+        </w:numPr>
+        <w:rPr>
+          <w:sz w:val="32"/>
+          <w:szCs w:val="32"/>
+        </w:rPr>
+      </w:pPr>
+      <w:r>
+        <w:rPr>
+          <w:sz w:val="32"/>
+          <w:szCs w:val="32"/>
+        </w:rPr>
+        <w:softHyphen/>
+      </w:r>
+      <w:r>
+        <w:rPr>
+          <w:sz w:val="32"/>
+          <w:szCs w:val="32"/>
+        </w:rPr>
+        <w:softHyphen/>
+      </w:r>
+      <w:r>
+        <w:rPr>
+          <w:sz w:val="32"/>
+          <w:szCs w:val="32"/>
+        </w:rPr>
+        <w:softHyphen/>
+      </w:r>
+      <w:r>
+        <w:rPr>
+          <w:sz w:val="32"/>
+          <w:szCs w:val="32"/>
+        </w:rPr>
+        <w:softHyphen/>
+      </w:r>
+      <w:r>
+        <w:rPr>
+          <w:sz w:val="32"/>
+          <w:szCs w:val="32"/>
+        </w:rPr>
+        <w:drawing>
+          <wp:inline distT="0" distB="0" distL="0" distR="0" wp14:anchorId="7F34F7C7" wp14:editId="4E51A28E">
+            <wp:extent cx="5731510" cy="1559560"/>
+            <wp:effectExtent l="0" t="0" r="2540" b="2540"/>
+            <wp:docPr id="1" name="Picture 1"/>
+            <wp:cNvGraphicFramePr>
+              <a:graphicFrameLocks xmlns:a="http://schemas.openxmlformats.org/drawingml/2006/main" noChangeAspect="1"/>
+            </wp:cNvGraphicFramePr>
+            <a:graphic xmlns:a="http://schemas.openxmlformats.org/drawingml/2006/main">
+              <a:graphicData uri="http://schemas.openxmlformats.org/drawingml/2006/picture">
+                <pic:pic xmlns:pic="http://schemas.openxmlformats.org/drawingml/2006/picture">
+                  <pic:nvPicPr>
+                    <pic:cNvPr id="1" name=""/>
+                    <pic:cNvPicPr/>
+                  </pic:nvPicPr>
+                  <pic:blipFill>
+                    <a:blip r:embed="rId8"/>
+                    <a:stretch>
+                      <a:fillRect/>
+                    </a:stretch>
+                  </pic:blipFill>
+                  <pic:spPr>
+                    <a:xfrm>
+                      <a:off x="0" y="0"/>
+                      <a:ext cx="5731510" cy="1559560"/>
+                    </a:xfrm>
+                    <a:prstGeom prst="rect">
+                      <a:avLst/>
+                    </a:prstGeom>
+                  </pic:spPr>
+                </pic:pic>
+              </a:graphicData>
+            </a:graphic>
+          </wp:inline>
+        </w:drawing>
+      </w:r>
+    </w:p>
+    <w:p>
+      <w:pPr>
+        <w:pStyle w:val="ListParagraph"/>
+        <w:numPr>
+          <w:ilvl w:val="0"/>
+          <w:numId w:val="1"/>
+        </w:numPr>
+        <w:rPr>
+          <w:sz w:val="32"/>
+          <w:szCs w:val="32"/>
+        </w:rPr>
+      </w:pPr>
+      <w:r>
+        <w:rPr>
+          <w:sz w:val="32"/>
+          <w:szCs w:val="32"/>
+        </w:rPr>
+        <w:t xml:space="preserve">You can use </w:t>
+      </w:r>
+      <w:proofErr w:type="spellStart"/>
+      <w:proofErr w:type="gramStart"/>
+      <w:r>
+        <w:rPr>
+          <w:sz w:val="32"/>
+          <w:szCs w:val="32"/>
+        </w:rPr>
+        <w:t>cursor.execute</w:t>
+      </w:r>
+      <w:proofErr w:type="spellEnd"/>
+      <w:proofErr w:type="gramEnd"/>
+      <w:r>
+        <w:rPr>
+          <w:sz w:val="32"/>
+          <w:szCs w:val="32"/>
+        </w:rPr>
+        <w:t>(‘</w:t>
+      </w:r>
+      <w:r>
+        <w:rPr>
+          <w:i/>
+          <w:iCs/>
+          <w:sz w:val="32"/>
+          <w:szCs w:val="32"/>
+        </w:rPr>
+        <w:t>SQL QUERY</w:t>
+      </w:r>
+      <w:r>
+        <w:rPr>
+          <w:sz w:val="32"/>
+          <w:szCs w:val="32"/>
+        </w:rPr>
+        <w:t xml:space="preserve">’) to execute queries. And then use </w:t>
+      </w:r>
+      <w:proofErr w:type="spellStart"/>
+      <w:proofErr w:type="gramStart"/>
+      <w:r>
+        <w:rPr>
+          <w:sz w:val="32"/>
+          <w:szCs w:val="32"/>
+        </w:rPr>
+        <w:t>cursor.fetchall</w:t>
+      </w:r>
+      <w:proofErr w:type="spellEnd"/>
+      <w:proofErr w:type="gramEnd"/>
+      <w:r>
+        <w:rPr>
+          <w:sz w:val="32"/>
+          <w:szCs w:val="32"/>
+        </w:rPr>
+        <w:t>() to fetch values.</w:t>
+      </w:r>
+    </w:p>
+    <w:p>
+      <w:pPr>
+        <w:pStyle w:val="ListParagraph"/>
+        <w:rPr>
+          <w:sz w:val="32"/>
+          <w:szCs w:val="32"/>
+        </w:rPr>
+      </w:pPr>
+      <w:r>
+        <w:rPr>
+          <w:sz w:val="32"/>
+          <w:szCs w:val="32"/>
+        </w:rPr>
+        <w:drawing>
+          <wp:inline distT="0" distB="0" distL="0" distR="0" wp14:anchorId="2C204193" wp14:editId="2B281A13">
+            <wp:extent cx="5731510" cy="299085"/>
+            <wp:effectExtent l="0" t="0" r="2540" b="5715"/>
+            <wp:docPr id="2" name="Picture 2"/>
+            <wp:cNvGraphicFramePr>
+              <a:graphicFrameLocks xmlns:a="http://schemas.openxmlformats.org/drawingml/2006/main" noChangeAspect="1"/>
+            </wp:cNvGraphicFramePr>
+            <a:graphic xmlns:a="http://schemas.openxmlformats.org/drawingml/2006/main">
+              <a:graphicData uri="http://schemas.openxmlformats.org/drawingml/2006/picture">
+                <pic:pic xmlns:pic="http://schemas.openxmlformats.org/drawingml/2006/picture">
+                  <pic:nvPicPr>
+                    <pic:cNvPr id="1" name=""/>
+                    <pic:cNvPicPr/>
+                  </pic:nvPicPr>
+                  <pic:blipFill>
+                    <a:blip r:embed="rId9"/>
+                    <a:stretch>
+                      <a:fillRect/>
+                    </a:stretch>
+                  </pic:blipFill>
+                  <pic:spPr>
+                    <a:xfrm>
+                      <a:off x="0" y="0"/>
+                      <a:ext cx="5731510" cy="299085"/>
+                    </a:xfrm>
+                    <a:prstGeom prst="rect">
+                      <a:avLst/>
+                    </a:prstGeom>
+                  </pic:spPr>
+                </pic:pic>
+              </a:graphicData>
+            </a:graphic>
+          </wp:inline>
+        </w:drawing>
+      </w:r>
+    </w:p>
+    <w:p>
+      <w:pPr>
+        <w:pStyle w:val="ListParagraph"/>
+        <w:rPr>
+          <w:sz w:val="32"/>
+          <w:szCs w:val="32"/>
+        </w:rPr>
+      </w:pPr>
+    </w:p>
+    <w:p>
+      <w:pPr>
+        <w:pStyle w:val="ListParagraph"/>
+        <w:numPr>
+          <w:ilvl w:val="0"/>
+          <w:numId w:val="1"/>
+        </w:numPr>
+        <w:rPr>
+          <w:sz w:val="32"/>
+          <w:szCs w:val="32"/>
+        </w:rPr>
+      </w:pPr>
+      <w:proofErr w:type="spellStart"/>
+      <w:proofErr w:type="gramStart"/>
+      <w:r>
+        <w:rPr>
+          <w:sz w:val="32"/>
+          <w:szCs w:val="32"/>
+        </w:rPr>
+        <w:t>Lets</w:t>
+      </w:r>
+      <w:proofErr w:type="spellEnd"/>
+      <w:proofErr w:type="gramEnd"/>
+      <w:r>
+        <w:rPr>
+          <w:sz w:val="32"/>
+          <w:szCs w:val="32"/>
+        </w:rPr>
+        <w:t xml:space="preserve"> see crud – get by id in </w:t>
+      </w:r>
+      <w:proofErr w:type="spellStart"/>
+      <w:r>
+        <w:rPr>
+          <w:sz w:val="32"/>
+          <w:szCs w:val="32"/>
+        </w:rPr>
+        <w:t>postgres</w:t>
+      </w:r>
+      <w:proofErr w:type="spellEnd"/>
+      <w:r>
+        <w:rPr>
+          <w:sz w:val="32"/>
+          <w:szCs w:val="32"/>
+        </w:rPr>
+        <w:t>.</w:t>
+      </w:r>
+    </w:p>
+    <w:p>
+      <w:pPr>
+        <w:pStyle w:val="ListParagraph"/>
+        <w:rPr>
+          <w:sz w:val="32"/>
+          <w:szCs w:val="32"/>
+        </w:rPr>
+      </w:pPr>
+      <w:r>
+        <w:rPr>
+          <w:sz w:val="32"/>
+          <w:szCs w:val="32"/>
+        </w:rPr>
+        <w:t xml:space="preserve">Before </w:t>
+      </w:r>
+      <w:proofErr w:type="spellStart"/>
+      <w:r>
+        <w:rPr>
+          <w:sz w:val="32"/>
+          <w:szCs w:val="32"/>
+        </w:rPr>
+        <w:t>db</w:t>
+      </w:r>
+      <w:proofErr w:type="spellEnd"/>
+      <w:r>
+        <w:rPr>
+          <w:sz w:val="32"/>
+          <w:szCs w:val="32"/>
+        </w:rPr>
+        <w:t>:</w:t>
+      </w:r>
+    </w:p>
+    <w:p>
+      <w:pPr>
+        <w:pStyle w:val="ListParagraph"/>
+        <w:rPr>
+          <w:sz w:val="32"/>
+          <w:szCs w:val="32"/>
+        </w:rPr>
+      </w:pPr>
+      <w:r>
+        <w:rPr>
+          <w:sz w:val="32"/>
+          <w:szCs w:val="32"/>
+        </w:rPr>
+        <w:drawing>
+          <wp:inline distT="0" distB="0" distL="0" distR="0" wp14:anchorId="3F5E5105" wp14:editId="58C47532">
+            <wp:extent cx="5731510" cy="2392680"/>
+            <wp:effectExtent l="0" t="0" r="2540" b="7620"/>
+            <wp:docPr id="3" name="Picture 3"/>
+            <wp:cNvGraphicFramePr>
+              <a:graphicFrameLocks xmlns:a="http://schemas.openxmlformats.org/drawingml/2006/main" noChangeAspect="1"/>
+            </wp:cNvGraphicFramePr>
+            <a:graphic xmlns:a="http://schemas.openxmlformats.org/drawingml/2006/main">
+              <a:graphicData uri="http://schemas.openxmlformats.org/drawingml/2006/picture">
+                <pic:pic xmlns:pic="http://schemas.openxmlformats.org/drawingml/2006/picture">
+                  <pic:nvPicPr>
+                    <pic:cNvPr id="1" name=""/>
+                    <pic:cNvPicPr/>
+                  </pic:nvPicPr>
+                  <pic:blipFill>
+                    <a:blip r:embed="rId10"/>
+                    <a:stretch>
+                      <a:fillRect/>
+                    </a:stretch>
+                  </pic:blipFill>
+                  <pic:spPr>
+                    <a:xfrm>
+                      <a:off x="0" y="0"/>
+                      <a:ext cx="5731510" cy="2392680"/>
+                    </a:xfrm>
+                    <a:prstGeom prst="rect">
+                      <a:avLst/>
+                    </a:prstGeom>
+                  </pic:spPr>
+                </pic:pic>
+              </a:graphicData>
+            </a:graphic>
+          </wp:inline>
+        </w:drawing>
+      </w:r>
+    </w:p>
+    <w:p>
+      <w:pPr>
+        <w:pStyle w:val="ListParagraph"/>
+        <w:rPr>
+          <w:sz w:val="32"/>
+          <w:szCs w:val="32"/>
+        </w:rPr>
+      </w:pPr>
+      <w:r>
+        <w:rPr>
+          <w:sz w:val="32"/>
+          <w:szCs w:val="32"/>
+        </w:rPr>
+        <w:t xml:space="preserve">After </w:t>
+      </w:r>
+      <w:proofErr w:type="spellStart"/>
+      <w:r>
+        <w:rPr>
+          <w:sz w:val="32"/>
+          <w:szCs w:val="32"/>
+        </w:rPr>
+        <w:t>db</w:t>
+      </w:r>
+      <w:proofErr w:type="spellEnd"/>
+      <w:r>
+        <w:rPr>
+          <w:sz w:val="32"/>
+          <w:szCs w:val="32"/>
+        </w:rPr>
+        <w:t>:</w:t>
+      </w:r>
+    </w:p>
+    <w:p>
+      <w:pPr>
+        <w:pStyle w:val="ListParagraph"/>
+        <w:rPr>
+          <w:sz w:val="32"/>
+          <w:szCs w:val="32"/>
+        </w:rPr>
+      </w:pPr>
+    </w:p>
     <w:sectPr>
+      <w:headerReference w:type="even" r:id="rId11"/>
+      <w:headerReference w:type="default" r:id="rId12"/>
+      <w:footerReference w:type="even" r:id="rId13"/>
+      <w:footerReference w:type="default" r:id="rId14"/>
+      <w:headerReference w:type="first" r:id="rId15"/>
+      <w:footerReference w:type="first" r:id="rId16"/>
       <w:pgSz w:w="11906" w:h="16838"/>
       <w:pgMar w:top="1440" w:right="1440" w:bottom="1440" w:left="1440" w:header="708" w:footer="708" w:gutter="0"/>
       <w:cols w:space="708"/>
@@ -164,8 +554,844 @@
 </w:document>
 </file>
 
+<file path=word/endnotes.xml><?xml version="1.0" encoding="utf-8"?>
+<w:endnotes xmlns:wpc="http://schemas.microsoft.com/office/word/2010/wordprocessingCanvas" xmlns:cx="http://schemas.microsoft.com/office/drawing/2014/chartex" xmlns:cx1="http://schemas.microsoft.com/office/drawing/2015/9/8/chartex" xmlns:cx2="http://schemas.microsoft.com/office/drawing/2015/10/21/chartex" xmlns:cx3="http://schemas.microsoft.com/office/drawing/2016/5/9/chartex" xmlns:cx4="http://schemas.microsoft.com/office/drawing/2016/5/10/chartex" xmlns:cx5="http://schemas.microsoft.com/office/drawing/2016/5/11/chartex" xmlns:cx6="http://schemas.microsoft.com/office/drawing/2016/5/12/chartex" xmlns:cx7="http://schemas.microsoft.com/office/drawing/2016/5/13/chartex" xmlns:cx8="http://schemas.microsoft.com/office/drawing/2016/5/14/chartex" xmlns:mc="http://schemas.openxmlformats.org/markup-compatibility/2006" xmlns:aink="http://schemas.microsoft.com/office/drawing/2016/ink" xmlns:am3d="http://schemas.microsoft.com/office/drawing/2017/model3d" xmlns:o="urn:schemas-microsoft-com:office:office" xmlns:oel="http://schemas.microsoft.com/office/2019/extlst" xmlns:r="http://schemas.openxmlformats.org/officeDocument/2006/relationships" xmlns:m="http://schemas.openxmlformats.org/officeDocument/2006/math" xmlns:v="urn:schemas-microsoft-com:vml" xmlns:wp14="http://schemas.microsoft.com/office/word/2010/wordprocessingDrawing" xmlns:wp="http://schemas.openxmlformats.org/drawingml/2006/wordprocessingDrawing" xmlns:w10="urn:schemas-microsoft-com:office:word" xmlns:w="http://schemas.openxmlformats.org/wordprocessingml/2006/main" xmlns:w14="http://schemas.microsoft.com/office/word/2010/wordml" xmlns:w15="http://schemas.microsoft.com/office/word/2012/wordml" xmlns:w16cex="http://schemas.microsoft.com/office/word/2018/wordml/cex" xmlns:w16cid="http://schemas.microsoft.com/office/word/2016/wordml/cid" xmlns:w16="http://schemas.microsoft.com/office/word/2018/wordml" xmlns:w16sdtdh="http://schemas.microsoft.com/office/word/2020/wordml/sdtdatahash" xmlns:w16se="http://schemas.microsoft.com/office/word/2015/wordml/symex" xmlns:wpg="http://schemas.microsoft.com/office/word/2010/wordprocessingGroup" xmlns:wpi="http://schemas.microsoft.com/office/word/2010/wordprocessingInk" xmlns:wne="http://schemas.microsoft.com/office/word/2006/wordml" xmlns:wps="http://schemas.microsoft.com/office/word/2010/wordprocessingShape" mc:Ignorable="w14 w15 w16se w16cid w16 w16cex w16sdtdh wp14">
+  <w:endnote w:type="separator" w:id="-1">
+    <w:p>
+      <w:pPr>
+        <w:spacing w:after="0" w:line="240" w:lineRule="auto"/>
+      </w:pPr>
+      <w:r>
+        <w:separator/>
+      </w:r>
+    </w:p>
+  </w:endnote>
+  <w:endnote w:type="continuationSeparator" w:id="0">
+    <w:p>
+      <w:pPr>
+        <w:spacing w:after="0" w:line="240" w:lineRule="auto"/>
+      </w:pPr>
+      <w:r>
+        <w:continuationSeparator/>
+      </w:r>
+    </w:p>
+  </w:endnote>
+</w:endnotes>
+</file>
+
+<file path=word/footer1.xml><?xml version="1.0" encoding="utf-8"?>
+<w:ftr xmlns:wpc="http://schemas.microsoft.com/office/word/2010/wordprocessingCanvas" xmlns:cx="http://schemas.microsoft.com/office/drawing/2014/chartex" xmlns:cx1="http://schemas.microsoft.com/office/drawing/2015/9/8/chartex" xmlns:cx2="http://schemas.microsoft.com/office/drawing/2015/10/21/chartex" xmlns:cx3="http://schemas.microsoft.com/office/drawing/2016/5/9/chartex" xmlns:cx4="http://schemas.microsoft.com/office/drawing/2016/5/10/chartex" xmlns:cx5="http://schemas.microsoft.com/office/drawing/2016/5/11/chartex" xmlns:cx6="http://schemas.microsoft.com/office/drawing/2016/5/12/chartex" xmlns:cx7="http://schemas.microsoft.com/office/drawing/2016/5/13/chartex" xmlns:cx8="http://schemas.microsoft.com/office/drawing/2016/5/14/chartex" xmlns:mc="http://schemas.openxmlformats.org/markup-compatibility/2006" xmlns:aink="http://schemas.microsoft.com/office/drawing/2016/ink" xmlns:am3d="http://schemas.microsoft.com/office/drawing/2017/model3d" xmlns:o="urn:schemas-microsoft-com:office:office" xmlns:oel="http://schemas.microsoft.com/office/2019/extlst" xmlns:r="http://schemas.openxmlformats.org/officeDocument/2006/relationships" xmlns:m="http://schemas.openxmlformats.org/officeDocument/2006/math" xmlns:v="urn:schemas-microsoft-com:vml" xmlns:wp14="http://schemas.microsoft.com/office/word/2010/wordprocessingDrawing" xmlns:wp="http://schemas.openxmlformats.org/drawingml/2006/wordprocessingDrawing" xmlns:w10="urn:schemas-microsoft-com:office:word" xmlns:w="http://schemas.openxmlformats.org/wordprocessingml/2006/main" xmlns:w14="http://schemas.microsoft.com/office/word/2010/wordml" xmlns:w15="http://schemas.microsoft.com/office/word/2012/wordml" xmlns:w16cex="http://schemas.microsoft.com/office/word/2018/wordml/cex" xmlns:w16cid="http://schemas.microsoft.com/office/word/2016/wordml/cid" xmlns:w16="http://schemas.microsoft.com/office/word/2018/wordml" xmlns:w16sdtdh="http://schemas.microsoft.com/office/word/2020/wordml/sdtdatahash" xmlns:w16se="http://schemas.microsoft.com/office/word/2015/wordml/symex" xmlns:wpg="http://schemas.microsoft.com/office/word/2010/wordprocessingGroup" xmlns:wpi="http://schemas.microsoft.com/office/word/2010/wordprocessingInk" xmlns:wne="http://schemas.microsoft.com/office/word/2006/wordml" xmlns:wps="http://schemas.microsoft.com/office/word/2010/wordprocessingShape" mc:Ignorable="w14 w15 w16se w16cid w16 w16cex w16sdtdh wp14">
+  <w:p>
+    <w:pPr>
+      <w:pStyle w:val="Footer"/>
+    </w:pPr>
+    <w:r>
+      <w:rPr>
+        <w:noProof/>
+      </w:rPr>
+      <mc:AlternateContent>
+        <mc:Choice Requires="wps">
+          <w:drawing>
+            <wp:anchor distT="0" distB="0" distL="0" distR="0" simplePos="0" relativeHeight="251662336" behindDoc="0" locked="0" layoutInCell="1" allowOverlap="1" wp14:anchorId="16C0D2B9" wp14:editId="01C92808">
+              <wp:simplePos x="635" y="635"/>
+              <wp:positionH relativeFrom="page">
+                <wp:align>left</wp:align>
+              </wp:positionH>
+              <wp:positionV relativeFrom="page">
+                <wp:align>bottom</wp:align>
+              </wp:positionV>
+              <wp:extent cx="443865" cy="443865"/>
+              <wp:effectExtent l="0" t="0" r="5715" b="0"/>
+              <wp:wrapNone/>
+              <wp:docPr id="8" name="Text Box 8" descr="Confidential - Oracle Restricted \Employees Only">
+                <a:extLst xmlns:a="http://schemas.openxmlformats.org/drawingml/2006/main">
+                  <a:ext uri="{5AE41FA2-C0FF-4470-9BD4-5FADCA87CBE2}">
+                    <aclsh:classification xmlns:aclsh="http://schemas.microsoft.com/office/drawing/2020/classificationShape" classificationOutcomeType="ftr"/>
+                  </a:ext>
+                </a:extLst>
+              </wp:docPr>
+              <wp:cNvGraphicFramePr/>
+              <a:graphic xmlns:a="http://schemas.openxmlformats.org/drawingml/2006/main">
+                <a:graphicData uri="http://schemas.microsoft.com/office/word/2010/wordprocessingShape">
+                  <wps:wsp>
+                    <wps:cNvSpPr txBox="1"/>
+                    <wps:spPr>
+                      <a:xfrm>
+                        <a:off x="0" y="0"/>
+                        <a:ext cx="443865" cy="443865"/>
+                      </a:xfrm>
+                      <a:prstGeom prst="rect">
+                        <a:avLst/>
+                      </a:prstGeom>
+                      <a:noFill/>
+                      <a:ln>
+                        <a:noFill/>
+                      </a:ln>
+                    </wps:spPr>
+                    <wps:txbx>
+                      <w:txbxContent>
+                        <w:p>
+                          <w:pPr>
+                            <w:spacing w:after="0"/>
+                            <w:rPr>
+                              <w:rFonts w:ascii="Calibri" w:eastAsia="Calibri" w:hAnsi="Calibri" w:cs="Calibri"/>
+                              <w:noProof/>
+                              <w:color w:val="000000"/>
+                              <w:sz w:val="20"/>
+                              <w:szCs w:val="20"/>
+                            </w:rPr>
+                          </w:pPr>
+                          <w:r>
+                            <w:rPr>
+                              <w:rFonts w:ascii="Calibri" w:eastAsia="Calibri" w:hAnsi="Calibri" w:cs="Calibri"/>
+                              <w:noProof/>
+                              <w:color w:val="000000"/>
+                              <w:sz w:val="20"/>
+                              <w:szCs w:val="20"/>
+                            </w:rPr>
+                            <w:t>Confidential - Oracle Restricted \Employees Only</w:t>
+                          </w:r>
+                        </w:p>
+                      </w:txbxContent>
+                    </wps:txbx>
+                    <wps:bodyPr rot="0" spcFirstLastPara="0" vertOverflow="overflow" horzOverflow="overflow" vert="horz" wrap="none" lIns="254000" tIns="0" rIns="0" bIns="190500" numCol="1" spcCol="0" rtlCol="0" fromWordArt="0" anchor="b" anchorCtr="0" forceAA="0" compatLnSpc="1">
+                      <a:prstTxWarp prst="textNoShape">
+                        <a:avLst/>
+                      </a:prstTxWarp>
+                      <a:spAutoFit/>
+                    </wps:bodyPr>
+                  </wps:wsp>
+                </a:graphicData>
+              </a:graphic>
+            </wp:anchor>
+          </w:drawing>
+        </mc:Choice>
+        <mc:Fallback>
+          <w:pict>
+            <v:shapetype w14:anchorId="16C0D2B9" id="_x0000_t202" coordsize="21600,21600" o:spt="202" path="m,l,21600r21600,l21600,xe">
+              <v:stroke joinstyle="miter"/>
+              <v:path gradientshapeok="t" o:connecttype="rect"/>
+            </v:shapetype>
+            <v:shape id="Text Box 8" o:spid="_x0000_s1028" type="#_x0000_t202" alt="Confidential - Oracle Restricted \Employees Only" style="position:absolute;margin-left:0;margin-top:0;width:34.95pt;height:34.95pt;z-index:251662336;visibility:visible;mso-wrap-style:none;mso-wrap-distance-left:0;mso-wrap-distance-top:0;mso-wrap-distance-right:0;mso-wrap-distance-bottom:0;mso-position-horizontal:left;mso-position-horizontal-relative:page;mso-position-vertical:bottom;mso-position-vertical-relative:page;v-text-anchor:bottom" o:gfxdata="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" filled="f" stroked="f">
+              <v:fill o:detectmouseclick="t"/>
+              <v:textbox style="mso-fit-shape-to-text:t" inset="20pt,0,0,15pt">
+                <w:txbxContent>
+                  <w:p>
+                    <w:pPr>
+                      <w:spacing w:after="0"/>
+                      <w:rPr>
+                        <w:rFonts w:ascii="Calibri" w:eastAsia="Calibri" w:hAnsi="Calibri" w:cs="Calibri"/>
+                        <w:noProof/>
+                        <w:color w:val="000000"/>
+                        <w:sz w:val="20"/>
+                        <w:szCs w:val="20"/>
+                      </w:rPr>
+                    </w:pPr>
+                    <w:r>
+                      <w:rPr>
+                        <w:rFonts w:ascii="Calibri" w:eastAsia="Calibri" w:hAnsi="Calibri" w:cs="Calibri"/>
+                        <w:noProof/>
+                        <w:color w:val="000000"/>
+                        <w:sz w:val="20"/>
+                        <w:szCs w:val="20"/>
+                      </w:rPr>
+                      <w:t>Confidential - Oracle Restricted \Employees Only</w:t>
+                    </w:r>
+                  </w:p>
+                </w:txbxContent>
+              </v:textbox>
+              <w10:wrap anchorx="page" anchory="page"/>
+            </v:shape>
+          </w:pict>
+        </mc:Fallback>
+      </mc:AlternateContent>
+    </w:r>
+  </w:p>
+</w:ftr>
+</file>
+
+<file path=word/footer2.xml><?xml version="1.0" encoding="utf-8"?>
+<w:ftr xmlns:wpc="http://schemas.microsoft.com/office/word/2010/wordprocessingCanvas" xmlns:cx="http://schemas.microsoft.com/office/drawing/2014/chartex" xmlns:cx1="http://schemas.microsoft.com/office/drawing/2015/9/8/chartex" xmlns:cx2="http://schemas.microsoft.com/office/drawing/2015/10/21/chartex" xmlns:cx3="http://schemas.microsoft.com/office/drawing/2016/5/9/chartex" xmlns:cx4="http://schemas.microsoft.com/office/drawing/2016/5/10/chartex" xmlns:cx5="http://schemas.microsoft.com/office/drawing/2016/5/11/chartex" xmlns:cx6="http://schemas.microsoft.com/office/drawing/2016/5/12/chartex" xmlns:cx7="http://schemas.microsoft.com/office/drawing/2016/5/13/chartex" xmlns:cx8="http://schemas.microsoft.com/office/drawing/2016/5/14/chartex" xmlns:mc="http://schemas.openxmlformats.org/markup-compatibility/2006" xmlns:aink="http://schemas.microsoft.com/office/drawing/2016/ink" xmlns:am3d="http://schemas.microsoft.com/office/drawing/2017/model3d" xmlns:o="urn:schemas-microsoft-com:office:office" xmlns:oel="http://schemas.microsoft.com/office/2019/extlst" xmlns:r="http://schemas.openxmlformats.org/officeDocument/2006/relationships" xmlns:m="http://schemas.openxmlformats.org/officeDocument/2006/math" xmlns:v="urn:schemas-microsoft-com:vml" xmlns:wp14="http://schemas.microsoft.com/office/word/2010/wordprocessingDrawing" xmlns:wp="http://schemas.openxmlformats.org/drawingml/2006/wordprocessingDrawing" xmlns:w10="urn:schemas-microsoft-com:office:word" xmlns:w="http://schemas.openxmlformats.org/wordprocessingml/2006/main" xmlns:w14="http://schemas.microsoft.com/office/word/2010/wordml" xmlns:w15="http://schemas.microsoft.com/office/word/2012/wordml" xmlns:w16cex="http://schemas.microsoft.com/office/word/2018/wordml/cex" xmlns:w16cid="http://schemas.microsoft.com/office/word/2016/wordml/cid" xmlns:w16="http://schemas.microsoft.com/office/word/2018/wordml" xmlns:w16sdtdh="http://schemas.microsoft.com/office/word/2020/wordml/sdtdatahash" xmlns:w16se="http://schemas.microsoft.com/office/word/2015/wordml/symex" xmlns:wpg="http://schemas.microsoft.com/office/word/2010/wordprocessingGroup" xmlns:wpi="http://schemas.microsoft.com/office/word/2010/wordprocessingInk" xmlns:wne="http://schemas.microsoft.com/office/word/2006/wordml" xmlns:wps="http://schemas.microsoft.com/office/word/2010/wordprocessingShape" mc:Ignorable="w14 w15 w16se w16cid w16 w16cex w16sdtdh wp14">
+  <w:p>
+    <w:pPr>
+      <w:pStyle w:val="Footer"/>
+    </w:pPr>
+    <w:r>
+      <w:rPr>
+        <w:noProof/>
+      </w:rPr>
+      <mc:AlternateContent>
+        <mc:Choice Requires="wps">
+          <w:drawing>
+            <wp:anchor distT="0" distB="0" distL="0" distR="0" simplePos="0" relativeHeight="251663360" behindDoc="0" locked="0" layoutInCell="1" allowOverlap="1" wp14:anchorId="6169CCD8" wp14:editId="66C93ADF">
+              <wp:simplePos x="914400" y="10070841"/>
+              <wp:positionH relativeFrom="page">
+                <wp:align>left</wp:align>
+              </wp:positionH>
+              <wp:positionV relativeFrom="page">
+                <wp:align>bottom</wp:align>
+              </wp:positionV>
+              <wp:extent cx="443865" cy="443865"/>
+              <wp:effectExtent l="0" t="0" r="5715" b="0"/>
+              <wp:wrapNone/>
+              <wp:docPr id="9" name="Text Box 9" descr="Confidential - Oracle Restricted \Employees Only">
+                <a:extLst xmlns:a="http://schemas.openxmlformats.org/drawingml/2006/main">
+                  <a:ext uri="{5AE41FA2-C0FF-4470-9BD4-5FADCA87CBE2}">
+                    <aclsh:classification xmlns:aclsh="http://schemas.microsoft.com/office/drawing/2020/classificationShape" classificationOutcomeType="ftr"/>
+                  </a:ext>
+                </a:extLst>
+              </wp:docPr>
+              <wp:cNvGraphicFramePr/>
+              <a:graphic xmlns:a="http://schemas.openxmlformats.org/drawingml/2006/main">
+                <a:graphicData uri="http://schemas.microsoft.com/office/word/2010/wordprocessingShape">
+                  <wps:wsp>
+                    <wps:cNvSpPr txBox="1"/>
+                    <wps:spPr>
+                      <a:xfrm>
+                        <a:off x="0" y="0"/>
+                        <a:ext cx="443865" cy="443865"/>
+                      </a:xfrm>
+                      <a:prstGeom prst="rect">
+                        <a:avLst/>
+                      </a:prstGeom>
+                      <a:noFill/>
+                      <a:ln>
+                        <a:noFill/>
+                      </a:ln>
+                    </wps:spPr>
+                    <wps:txbx>
+                      <w:txbxContent>
+                        <w:p>
+                          <w:pPr>
+                            <w:spacing w:after="0"/>
+                            <w:rPr>
+                              <w:rFonts w:ascii="Calibri" w:eastAsia="Calibri" w:hAnsi="Calibri" w:cs="Calibri"/>
+                              <w:noProof/>
+                              <w:color w:val="000000"/>
+                              <w:sz w:val="20"/>
+                              <w:szCs w:val="20"/>
+                            </w:rPr>
+                          </w:pPr>
+                          <w:r>
+                            <w:rPr>
+                              <w:rFonts w:ascii="Calibri" w:eastAsia="Calibri" w:hAnsi="Calibri" w:cs="Calibri"/>
+                              <w:noProof/>
+                              <w:color w:val="000000"/>
+                              <w:sz w:val="20"/>
+                              <w:szCs w:val="20"/>
+                            </w:rPr>
+                            <w:t>Confidential - Oracle Restricted \Employees Only</w:t>
+                          </w:r>
+                        </w:p>
+                      </w:txbxContent>
+                    </wps:txbx>
+                    <wps:bodyPr rot="0" spcFirstLastPara="0" vertOverflow="overflow" horzOverflow="overflow" vert="horz" wrap="none" lIns="254000" tIns="0" rIns="0" bIns="190500" numCol="1" spcCol="0" rtlCol="0" fromWordArt="0" anchor="b" anchorCtr="0" forceAA="0" compatLnSpc="1">
+                      <a:prstTxWarp prst="textNoShape">
+                        <a:avLst/>
+                      </a:prstTxWarp>
+                      <a:spAutoFit/>
+                    </wps:bodyPr>
+                  </wps:wsp>
+                </a:graphicData>
+              </a:graphic>
+            </wp:anchor>
+          </w:drawing>
+        </mc:Choice>
+        <mc:Fallback>
+          <w:pict>
+            <v:shapetype w14:anchorId="6169CCD8" id="_x0000_t202" coordsize="21600,21600" o:spt="202" path="m,l,21600r21600,l21600,xe">
+              <v:stroke joinstyle="miter"/>
+              <v:path gradientshapeok="t" o:connecttype="rect"/>
+            </v:shapetype>
+            <v:shape id="Text Box 9" o:spid="_x0000_s1029" type="#_x0000_t202" alt="Confidential - Oracle Restricted \Employees Only" style="position:absolute;margin-left:0;margin-top:0;width:34.95pt;height:34.95pt;z-index:251663360;visibility:visible;mso-wrap-style:none;mso-wrap-distance-left:0;mso-wrap-distance-top:0;mso-wrap-distance-right:0;mso-wrap-distance-bottom:0;mso-position-horizontal:left;mso-position-horizontal-relative:page;mso-position-vertical:bottom;mso-position-vertical-relative:page;v-text-anchor:bottom" o:gfxdata="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" filled="f" stroked="f">
+              <v:fill o:detectmouseclick="t"/>
+              <v:textbox style="mso-fit-shape-to-text:t" inset="20pt,0,0,15pt">
+                <w:txbxContent>
+                  <w:p>
+                    <w:pPr>
+                      <w:spacing w:after="0"/>
+                      <w:rPr>
+                        <w:rFonts w:ascii="Calibri" w:eastAsia="Calibri" w:hAnsi="Calibri" w:cs="Calibri"/>
+                        <w:noProof/>
+                        <w:color w:val="000000"/>
+                        <w:sz w:val="20"/>
+                        <w:szCs w:val="20"/>
+                      </w:rPr>
+                    </w:pPr>
+                    <w:r>
+                      <w:rPr>
+                        <w:rFonts w:ascii="Calibri" w:eastAsia="Calibri" w:hAnsi="Calibri" w:cs="Calibri"/>
+                        <w:noProof/>
+                        <w:color w:val="000000"/>
+                        <w:sz w:val="20"/>
+                        <w:szCs w:val="20"/>
+                      </w:rPr>
+                      <w:t>Confidential - Oracle Restricted \Employees Only</w:t>
+                    </w:r>
+                  </w:p>
+                </w:txbxContent>
+              </v:textbox>
+              <w10:wrap anchorx="page" anchory="page"/>
+            </v:shape>
+          </w:pict>
+        </mc:Fallback>
+      </mc:AlternateContent>
+    </w:r>
+  </w:p>
+</w:ftr>
+</file>
+
+<file path=word/footer3.xml><?xml version="1.0" encoding="utf-8"?>
+<w:ftr xmlns:wpc="http://schemas.microsoft.com/office/word/2010/wordprocessingCanvas" xmlns:cx="http://schemas.microsoft.com/office/drawing/2014/chartex" xmlns:cx1="http://schemas.microsoft.com/office/drawing/2015/9/8/chartex" xmlns:cx2="http://schemas.microsoft.com/office/drawing/2015/10/21/chartex" xmlns:cx3="http://schemas.microsoft.com/office/drawing/2016/5/9/chartex" xmlns:cx4="http://schemas.microsoft.com/office/drawing/2016/5/10/chartex" xmlns:cx5="http://schemas.microsoft.com/office/drawing/2016/5/11/chartex" xmlns:cx6="http://schemas.microsoft.com/office/drawing/2016/5/12/chartex" xmlns:cx7="http://schemas.microsoft.com/office/drawing/2016/5/13/chartex" xmlns:cx8="http://schemas.microsoft.com/office/drawing/2016/5/14/chartex" xmlns:mc="http://schemas.openxmlformats.org/markup-compatibility/2006" xmlns:aink="http://schemas.microsoft.com/office/drawing/2016/ink" xmlns:am3d="http://schemas.microsoft.com/office/drawing/2017/model3d" xmlns:o="urn:schemas-microsoft-com:office:office" xmlns:oel="http://schemas.microsoft.com/office/2019/extlst" xmlns:r="http://schemas.openxmlformats.org/officeDocument/2006/relationships" xmlns:m="http://schemas.openxmlformats.org/officeDocument/2006/math" xmlns:v="urn:schemas-microsoft-com:vml" xmlns:wp14="http://schemas.microsoft.com/office/word/2010/wordprocessingDrawing" xmlns:wp="http://schemas.openxmlformats.org/drawingml/2006/wordprocessingDrawing" xmlns:w10="urn:schemas-microsoft-com:office:word" xmlns:w="http://schemas.openxmlformats.org/wordprocessingml/2006/main" xmlns:w14="http://schemas.microsoft.com/office/word/2010/wordml" xmlns:w15="http://schemas.microsoft.com/office/word/2012/wordml" xmlns:w16cex="http://schemas.microsoft.com/office/word/2018/wordml/cex" xmlns:w16cid="http://schemas.microsoft.com/office/word/2016/wordml/cid" xmlns:w16="http://schemas.microsoft.com/office/word/2018/wordml" xmlns:w16sdtdh="http://schemas.microsoft.com/office/word/2020/wordml/sdtdatahash" xmlns:w16se="http://schemas.microsoft.com/office/word/2015/wordml/symex" xmlns:wpg="http://schemas.microsoft.com/office/word/2010/wordprocessingGroup" xmlns:wpi="http://schemas.microsoft.com/office/word/2010/wordprocessingInk" xmlns:wne="http://schemas.microsoft.com/office/word/2006/wordml" xmlns:wps="http://schemas.microsoft.com/office/word/2010/wordprocessingShape" mc:Ignorable="w14 w15 w16se w16cid w16 w16cex w16sdtdh wp14">
+  <w:p>
+    <w:pPr>
+      <w:pStyle w:val="Footer"/>
+    </w:pPr>
+    <w:r>
+      <w:rPr>
+        <w:noProof/>
+      </w:rPr>
+      <mc:AlternateContent>
+        <mc:Choice Requires="wps">
+          <w:drawing>
+            <wp:anchor distT="0" distB="0" distL="0" distR="0" simplePos="0" relativeHeight="251661312" behindDoc="0" locked="0" layoutInCell="1" allowOverlap="1" wp14:anchorId="0C320AD5" wp14:editId="1A5EBF6E">
+              <wp:simplePos x="635" y="635"/>
+              <wp:positionH relativeFrom="page">
+                <wp:align>left</wp:align>
+              </wp:positionH>
+              <wp:positionV relativeFrom="page">
+                <wp:align>bottom</wp:align>
+              </wp:positionV>
+              <wp:extent cx="443865" cy="443865"/>
+              <wp:effectExtent l="0" t="0" r="5715" b="0"/>
+              <wp:wrapNone/>
+              <wp:docPr id="7" name="Text Box 7" descr="Confidential - Oracle Restricted \Employees Only">
+                <a:extLst xmlns:a="http://schemas.openxmlformats.org/drawingml/2006/main">
+                  <a:ext uri="{5AE41FA2-C0FF-4470-9BD4-5FADCA87CBE2}">
+                    <aclsh:classification xmlns:aclsh="http://schemas.microsoft.com/office/drawing/2020/classificationShape" classificationOutcomeType="ftr"/>
+                  </a:ext>
+                </a:extLst>
+              </wp:docPr>
+              <wp:cNvGraphicFramePr/>
+              <a:graphic xmlns:a="http://schemas.openxmlformats.org/drawingml/2006/main">
+                <a:graphicData uri="http://schemas.microsoft.com/office/word/2010/wordprocessingShape">
+                  <wps:wsp>
+                    <wps:cNvSpPr txBox="1"/>
+                    <wps:spPr>
+                      <a:xfrm>
+                        <a:off x="0" y="0"/>
+                        <a:ext cx="443865" cy="443865"/>
+                      </a:xfrm>
+                      <a:prstGeom prst="rect">
+                        <a:avLst/>
+                      </a:prstGeom>
+                      <a:noFill/>
+                      <a:ln>
+                        <a:noFill/>
+                      </a:ln>
+                    </wps:spPr>
+                    <wps:txbx>
+                      <w:txbxContent>
+                        <w:p>
+                          <w:pPr>
+                            <w:spacing w:after="0"/>
+                            <w:rPr>
+                              <w:rFonts w:ascii="Calibri" w:eastAsia="Calibri" w:hAnsi="Calibri" w:cs="Calibri"/>
+                              <w:noProof/>
+                              <w:color w:val="000000"/>
+                              <w:sz w:val="20"/>
+                              <w:szCs w:val="20"/>
+                            </w:rPr>
+                          </w:pPr>
+                          <w:r>
+                            <w:rPr>
+                              <w:rFonts w:ascii="Calibri" w:eastAsia="Calibri" w:hAnsi="Calibri" w:cs="Calibri"/>
+                              <w:noProof/>
+                              <w:color w:val="000000"/>
+                              <w:sz w:val="20"/>
+                              <w:szCs w:val="20"/>
+                            </w:rPr>
+                            <w:t>Confidential - Oracle Restricted \Employees Only</w:t>
+                          </w:r>
+                        </w:p>
+                      </w:txbxContent>
+                    </wps:txbx>
+                    <wps:bodyPr rot="0" spcFirstLastPara="0" vertOverflow="overflow" horzOverflow="overflow" vert="horz" wrap="none" lIns="254000" tIns="0" rIns="0" bIns="190500" numCol="1" spcCol="0" rtlCol="0" fromWordArt="0" anchor="b" anchorCtr="0" forceAA="0" compatLnSpc="1">
+                      <a:prstTxWarp prst="textNoShape">
+                        <a:avLst/>
+                      </a:prstTxWarp>
+                      <a:spAutoFit/>
+                    </wps:bodyPr>
+                  </wps:wsp>
+                </a:graphicData>
+              </a:graphic>
+            </wp:anchor>
+          </w:drawing>
+        </mc:Choice>
+        <mc:Fallback>
+          <w:pict>
+            <v:shapetype w14:anchorId="0C320AD5" id="_x0000_t202" coordsize="21600,21600" o:spt="202" path="m,l,21600r21600,l21600,xe">
+              <v:stroke joinstyle="miter"/>
+              <v:path gradientshapeok="t" o:connecttype="rect"/>
+            </v:shapetype>
+            <v:shape id="Text Box 7" o:spid="_x0000_s1031" type="#_x0000_t202" alt="Confidential - Oracle Restricted \Employees Only" style="position:absolute;margin-left:0;margin-top:0;width:34.95pt;height:34.95pt;z-index:251661312;visibility:visible;mso-wrap-style:none;mso-wrap-distance-left:0;mso-wrap-distance-top:0;mso-wrap-distance-right:0;mso-wrap-distance-bottom:0;mso-position-horizontal:left;mso-position-horizontal-relative:page;mso-position-vertical:bottom;mso-position-vertical-relative:page;v-text-anchor:bottom" o:gfxdata="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" filled="f" stroked="f">
+              <v:fill o:detectmouseclick="t"/>
+              <v:textbox style="mso-fit-shape-to-text:t" inset="20pt,0,0,15pt">
+                <w:txbxContent>
+                  <w:p>
+                    <w:pPr>
+                      <w:spacing w:after="0"/>
+                      <w:rPr>
+                        <w:rFonts w:ascii="Calibri" w:eastAsia="Calibri" w:hAnsi="Calibri" w:cs="Calibri"/>
+                        <w:noProof/>
+                        <w:color w:val="000000"/>
+                        <w:sz w:val="20"/>
+                        <w:szCs w:val="20"/>
+                      </w:rPr>
+                    </w:pPr>
+                    <w:r>
+                      <w:rPr>
+                        <w:rFonts w:ascii="Calibri" w:eastAsia="Calibri" w:hAnsi="Calibri" w:cs="Calibri"/>
+                        <w:noProof/>
+                        <w:color w:val="000000"/>
+                        <w:sz w:val="20"/>
+                        <w:szCs w:val="20"/>
+                      </w:rPr>
+                      <w:t>Confidential - Oracle Restricted \Employees Only</w:t>
+                    </w:r>
+                  </w:p>
+                </w:txbxContent>
+              </v:textbox>
+              <w10:wrap anchorx="page" anchory="page"/>
+            </v:shape>
+          </w:pict>
+        </mc:Fallback>
+      </mc:AlternateContent>
+    </w:r>
+  </w:p>
+</w:ftr>
+</file>
+
+<file path=word/footnotes.xml><?xml version="1.0" encoding="utf-8"?>
+<w:footnotes xmlns:wpc="http://schemas.microsoft.com/office/word/2010/wordprocessingCanvas" xmlns:cx="http://schemas.microsoft.com/office/drawing/2014/chartex" xmlns:cx1="http://schemas.microsoft.com/office/drawing/2015/9/8/chartex" xmlns:cx2="http://schemas.microsoft.com/office/drawing/2015/10/21/chartex" xmlns:cx3="http://schemas.microsoft.com/office/drawing/2016/5/9/chartex" xmlns:cx4="http://schemas.microsoft.com/office/drawing/2016/5/10/chartex" xmlns:cx5="http://schemas.microsoft.com/office/drawing/2016/5/11/chartex" xmlns:cx6="http://schemas.microsoft.com/office/drawing/2016/5/12/chartex" xmlns:cx7="http://schemas.microsoft.com/office/drawing/2016/5/13/chartex" xmlns:cx8="http://schemas.microsoft.com/office/drawing/2016/5/14/chartex" xmlns:mc="http://schemas.openxmlformats.org/markup-compatibility/2006" xmlns:aink="http://schemas.microsoft.com/office/drawing/2016/ink" xmlns:am3d="http://schemas.microsoft.com/office/drawing/2017/model3d" xmlns:o="urn:schemas-microsoft-com:office:office" xmlns:oel="http://schemas.microsoft.com/office/2019/extlst" xmlns:r="http://schemas.openxmlformats.org/officeDocument/2006/relationships" xmlns:m="http://schemas.openxmlformats.org/officeDocument/2006/math" xmlns:v="urn:schemas-microsoft-com:vml" xmlns:wp14="http://schemas.microsoft.com/office/word/2010/wordprocessingDrawing" xmlns:wp="http://schemas.openxmlformats.org/drawingml/2006/wordprocessingDrawing" xmlns:w10="urn:schemas-microsoft-com:office:word" xmlns:w="http://schemas.openxmlformats.org/wordprocessingml/2006/main" xmlns:w14="http://schemas.microsoft.com/office/word/2010/wordml" xmlns:w15="http://schemas.microsoft.com/office/word/2012/wordml" xmlns:w16cex="http://schemas.microsoft.com/office/word/2018/wordml/cex" xmlns:w16cid="http://schemas.microsoft.com/office/word/2016/wordml/cid" xmlns:w16="http://schemas.microsoft.com/office/word/2018/wordml" xmlns:w16sdtdh="http://schemas.microsoft.com/office/word/2020/wordml/sdtdatahash" xmlns:w16se="http://schemas.microsoft.com/office/word/2015/wordml/symex" xmlns:wpg="http://schemas.microsoft.com/office/word/2010/wordprocessingGroup" xmlns:wpi="http://schemas.microsoft.com/office/word/2010/wordprocessingInk" xmlns:wne="http://schemas.microsoft.com/office/word/2006/wordml" xmlns:wps="http://schemas.microsoft.com/office/word/2010/wordprocessingShape" mc:Ignorable="w14 w15 w16se w16cid w16 w16cex w16sdtdh wp14">
+  <w:footnote w:type="separator" w:id="-1">
+    <w:p>
+      <w:pPr>
+        <w:spacing w:after="0" w:line="240" w:lineRule="auto"/>
+      </w:pPr>
+      <w:r>
+        <w:separator/>
+      </w:r>
+    </w:p>
+  </w:footnote>
+  <w:footnote w:type="continuationSeparator" w:id="0">
+    <w:p>
+      <w:pPr>
+        <w:spacing w:after="0" w:line="240" w:lineRule="auto"/>
+      </w:pPr>
+      <w:r>
+        <w:continuationSeparator/>
+      </w:r>
+    </w:p>
+  </w:footnote>
+</w:footnotes>
+</file>
+
+<file path=word/header1.xml><?xml version="1.0" encoding="utf-8"?>
+<w:hdr xmlns:wpc="http://schemas.microsoft.com/office/word/2010/wordprocessingCanvas" xmlns:cx="http://schemas.microsoft.com/office/drawing/2014/chartex" xmlns:cx1="http://schemas.microsoft.com/office/drawing/2015/9/8/chartex" xmlns:cx2="http://schemas.microsoft.com/office/drawing/2015/10/21/chartex" xmlns:cx3="http://schemas.microsoft.com/office/drawing/2016/5/9/chartex" xmlns:cx4="http://schemas.microsoft.com/office/drawing/2016/5/10/chartex" xmlns:cx5="http://schemas.microsoft.com/office/drawing/2016/5/11/chartex" xmlns:cx6="http://schemas.microsoft.com/office/drawing/2016/5/12/chartex" xmlns:cx7="http://schemas.microsoft.com/office/drawing/2016/5/13/chartex" xmlns:cx8="http://schemas.microsoft.com/office/drawing/2016/5/14/chartex" xmlns:mc="http://schemas.openxmlformats.org/markup-compatibility/2006" xmlns:aink="http://schemas.microsoft.com/office/drawing/2016/ink" xmlns:am3d="http://schemas.microsoft.com/office/drawing/2017/model3d" xmlns:o="urn:schemas-microsoft-com:office:office" xmlns:oel="http://schemas.microsoft.com/office/2019/extlst" xmlns:r="http://schemas.openxmlformats.org/officeDocument/2006/relationships" xmlns:m="http://schemas.openxmlformats.org/officeDocument/2006/math" xmlns:v="urn:schemas-microsoft-com:vml" xmlns:wp14="http://schemas.microsoft.com/office/word/2010/wordprocessingDrawing" xmlns:wp="http://schemas.openxmlformats.org/drawingml/2006/wordprocessingDrawing" xmlns:w10="urn:schemas-microsoft-com:office:word" xmlns:w="http://schemas.openxmlformats.org/wordprocessingml/2006/main" xmlns:w14="http://schemas.microsoft.com/office/word/2010/wordml" xmlns:w15="http://schemas.microsoft.com/office/word/2012/wordml" xmlns:w16cex="http://schemas.microsoft.com/office/word/2018/wordml/cex" xmlns:w16cid="http://schemas.microsoft.com/office/word/2016/wordml/cid" xmlns:w16="http://schemas.microsoft.com/office/word/2018/wordml" xmlns:w16sdtdh="http://schemas.microsoft.com/office/word/2020/wordml/sdtdatahash" xmlns:w16se="http://schemas.microsoft.com/office/word/2015/wordml/symex" xmlns:wpg="http://schemas.microsoft.com/office/word/2010/wordprocessingGroup" xmlns:wpi="http://schemas.microsoft.com/office/word/2010/wordprocessingInk" xmlns:wne="http://schemas.microsoft.com/office/word/2006/wordml" xmlns:wps="http://schemas.microsoft.com/office/word/2010/wordprocessingShape" mc:Ignorable="w14 w15 w16se w16cid w16 w16cex w16sdtdh wp14">
+  <w:p>
+    <w:pPr>
+      <w:pStyle w:val="Header"/>
+    </w:pPr>
+    <w:r>
+      <w:rPr>
+        <w:noProof/>
+      </w:rPr>
+      <mc:AlternateContent>
+        <mc:Choice Requires="wps">
+          <w:drawing>
+            <wp:anchor distT="0" distB="0" distL="0" distR="0" simplePos="0" relativeHeight="251659264" behindDoc="0" locked="0" layoutInCell="1" allowOverlap="1" wp14:anchorId="132404BA" wp14:editId="72EE2428">
+              <wp:simplePos x="635" y="635"/>
+              <wp:positionH relativeFrom="page">
+                <wp:align>left</wp:align>
+              </wp:positionH>
+              <wp:positionV relativeFrom="page">
+                <wp:align>top</wp:align>
+              </wp:positionV>
+              <wp:extent cx="443865" cy="443865"/>
+              <wp:effectExtent l="0" t="0" r="5715" b="4445"/>
+              <wp:wrapNone/>
+              <wp:docPr id="5" name="Text Box 5" descr="Confidential - Oracle Restricted \Employees Only">
+                <a:extLst xmlns:a="http://schemas.openxmlformats.org/drawingml/2006/main">
+                  <a:ext uri="{5AE41FA2-C0FF-4470-9BD4-5FADCA87CBE2}">
+                    <aclsh:classification xmlns:aclsh="http://schemas.microsoft.com/office/drawing/2020/classificationShape" classificationOutcomeType="hdr"/>
+                  </a:ext>
+                </a:extLst>
+              </wp:docPr>
+              <wp:cNvGraphicFramePr/>
+              <a:graphic xmlns:a="http://schemas.openxmlformats.org/drawingml/2006/main">
+                <a:graphicData uri="http://schemas.microsoft.com/office/word/2010/wordprocessingShape">
+                  <wps:wsp>
+                    <wps:cNvSpPr txBox="1"/>
+                    <wps:spPr>
+                      <a:xfrm>
+                        <a:off x="0" y="0"/>
+                        <a:ext cx="443865" cy="443865"/>
+                      </a:xfrm>
+                      <a:prstGeom prst="rect">
+                        <a:avLst/>
+                      </a:prstGeom>
+                      <a:noFill/>
+                      <a:ln>
+                        <a:noFill/>
+                      </a:ln>
+                    </wps:spPr>
+                    <wps:txbx>
+                      <w:txbxContent>
+                        <w:p>
+                          <w:pPr>
+                            <w:spacing w:after="0"/>
+                            <w:rPr>
+                              <w:rFonts w:ascii="Calibri" w:eastAsia="Calibri" w:hAnsi="Calibri" w:cs="Calibri"/>
+                              <w:noProof/>
+                              <w:color w:val="000000"/>
+                              <w:sz w:val="20"/>
+                              <w:szCs w:val="20"/>
+                            </w:rPr>
+                          </w:pPr>
+                          <w:r>
+                            <w:rPr>
+                              <w:rFonts w:ascii="Calibri" w:eastAsia="Calibri" w:hAnsi="Calibri" w:cs="Calibri"/>
+                              <w:noProof/>
+                              <w:color w:val="000000"/>
+                              <w:sz w:val="20"/>
+                              <w:szCs w:val="20"/>
+                            </w:rPr>
+                            <w:t>Confidential - Oracle Restricted \Employees Only</w:t>
+                          </w:r>
+                        </w:p>
+                      </w:txbxContent>
+                    </wps:txbx>
+                    <wps:bodyPr rot="0" spcFirstLastPara="0" vertOverflow="overflow" horzOverflow="overflow" vert="horz" wrap="none" lIns="254000" tIns="190500" rIns="0" bIns="0" numCol="1" spcCol="0" rtlCol="0" fromWordArt="0" anchor="t" anchorCtr="0" forceAA="0" compatLnSpc="1">
+                      <a:prstTxWarp prst="textNoShape">
+                        <a:avLst/>
+                      </a:prstTxWarp>
+                      <a:spAutoFit/>
+                    </wps:bodyPr>
+                  </wps:wsp>
+                </a:graphicData>
+              </a:graphic>
+            </wp:anchor>
+          </w:drawing>
+        </mc:Choice>
+        <mc:Fallback>
+          <w:pict>
+            <v:shapetype w14:anchorId="132404BA" id="_x0000_t202" coordsize="21600,21600" o:spt="202" path="m,l,21600r21600,l21600,xe">
+              <v:stroke joinstyle="miter"/>
+              <v:path gradientshapeok="t" o:connecttype="rect"/>
+            </v:shapetype>
+            <v:shape id="Text Box 5" o:spid="_x0000_s1026" type="#_x0000_t202" alt="Confidential - Oracle Restricted \Employees Only" style="position:absolute;margin-left:0;margin-top:0;width:34.95pt;height:34.95pt;z-index:251659264;visibility:visible;mso-wrap-style:none;mso-wrap-distance-left:0;mso-wrap-distance-top:0;mso-wrap-distance-right:0;mso-wrap-distance-bottom:0;mso-position-horizontal:left;mso-position-horizontal-relative:page;mso-position-vertical:top;mso-position-vertical-relative:page;v-text-anchor:top" o:gfxdata="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" filled="f" stroked="f">
+              <v:fill o:detectmouseclick="t"/>
+              <v:textbox style="mso-fit-shape-to-text:t" inset="20pt,15pt,0,0">
+                <w:txbxContent>
+                  <w:p>
+                    <w:pPr>
+                      <w:spacing w:after="0"/>
+                      <w:rPr>
+                        <w:rFonts w:ascii="Calibri" w:eastAsia="Calibri" w:hAnsi="Calibri" w:cs="Calibri"/>
+                        <w:noProof/>
+                        <w:color w:val="000000"/>
+                        <w:sz w:val="20"/>
+                        <w:szCs w:val="20"/>
+                      </w:rPr>
+                    </w:pPr>
+                    <w:r>
+                      <w:rPr>
+                        <w:rFonts w:ascii="Calibri" w:eastAsia="Calibri" w:hAnsi="Calibri" w:cs="Calibri"/>
+                        <w:noProof/>
+                        <w:color w:val="000000"/>
+                        <w:sz w:val="20"/>
+                        <w:szCs w:val="20"/>
+                      </w:rPr>
+                      <w:t>Confidential - Oracle Restricted \Employees Only</w:t>
+                    </w:r>
+                  </w:p>
+                </w:txbxContent>
+              </v:textbox>
+              <w10:wrap anchorx="page" anchory="page"/>
+            </v:shape>
+          </w:pict>
+        </mc:Fallback>
+      </mc:AlternateContent>
+    </w:r>
+  </w:p>
+</w:hdr>
+</file>
+
+<file path=word/header2.xml><?xml version="1.0" encoding="utf-8"?>
+<w:hdr xmlns:wpc="http://schemas.microsoft.com/office/word/2010/wordprocessingCanvas" xmlns:cx="http://schemas.microsoft.com/office/drawing/2014/chartex" xmlns:cx1="http://schemas.microsoft.com/office/drawing/2015/9/8/chartex" xmlns:cx2="http://schemas.microsoft.com/office/drawing/2015/10/21/chartex" xmlns:cx3="http://schemas.microsoft.com/office/drawing/2016/5/9/chartex" xmlns:cx4="http://schemas.microsoft.com/office/drawing/2016/5/10/chartex" xmlns:cx5="http://schemas.microsoft.com/office/drawing/2016/5/11/chartex" xmlns:cx6="http://schemas.microsoft.com/office/drawing/2016/5/12/chartex" xmlns:cx7="http://schemas.microsoft.com/office/drawing/2016/5/13/chartex" xmlns:cx8="http://schemas.microsoft.com/office/drawing/2016/5/14/chartex" xmlns:mc="http://schemas.openxmlformats.org/markup-compatibility/2006" xmlns:aink="http://schemas.microsoft.com/office/drawing/2016/ink" xmlns:am3d="http://schemas.microsoft.com/office/drawing/2017/model3d" xmlns:o="urn:schemas-microsoft-com:office:office" xmlns:oel="http://schemas.microsoft.com/office/2019/extlst" xmlns:r="http://schemas.openxmlformats.org/officeDocument/2006/relationships" xmlns:m="http://schemas.openxmlformats.org/officeDocument/2006/math" xmlns:v="urn:schemas-microsoft-com:vml" xmlns:wp14="http://schemas.microsoft.com/office/word/2010/wordprocessingDrawing" xmlns:wp="http://schemas.openxmlformats.org/drawingml/2006/wordprocessingDrawing" xmlns:w10="urn:schemas-microsoft-com:office:word" xmlns:w="http://schemas.openxmlformats.org/wordprocessingml/2006/main" xmlns:w14="http://schemas.microsoft.com/office/word/2010/wordml" xmlns:w15="http://schemas.microsoft.com/office/word/2012/wordml" xmlns:w16cex="http://schemas.microsoft.com/office/word/2018/wordml/cex" xmlns:w16cid="http://schemas.microsoft.com/office/word/2016/wordml/cid" xmlns:w16="http://schemas.microsoft.com/office/word/2018/wordml" xmlns:w16sdtdh="http://schemas.microsoft.com/office/word/2020/wordml/sdtdatahash" xmlns:w16se="http://schemas.microsoft.com/office/word/2015/wordml/symex" xmlns:wpg="http://schemas.microsoft.com/office/word/2010/wordprocessingGroup" xmlns:wpi="http://schemas.microsoft.com/office/word/2010/wordprocessingInk" xmlns:wne="http://schemas.microsoft.com/office/word/2006/wordml" xmlns:wps="http://schemas.microsoft.com/office/word/2010/wordprocessingShape" mc:Ignorable="w14 w15 w16se w16cid w16 w16cex w16sdtdh wp14">
+  <w:p>
+    <w:pPr>
+      <w:pStyle w:val="Header"/>
+    </w:pPr>
+    <w:r>
+      <w:rPr>
+        <w:noProof/>
+      </w:rPr>
+      <mc:AlternateContent>
+        <mc:Choice Requires="wps">
+          <w:drawing>
+            <wp:anchor distT="0" distB="0" distL="0" distR="0" simplePos="0" relativeHeight="251660288" behindDoc="0" locked="0" layoutInCell="1" allowOverlap="1" wp14:anchorId="7C10C91A" wp14:editId="742753CA">
+              <wp:simplePos x="914400" y="447869"/>
+              <wp:positionH relativeFrom="page">
+                <wp:align>left</wp:align>
+              </wp:positionH>
+              <wp:positionV relativeFrom="page">
+                <wp:align>top</wp:align>
+              </wp:positionV>
+              <wp:extent cx="443865" cy="443865"/>
+              <wp:effectExtent l="0" t="0" r="5715" b="4445"/>
+              <wp:wrapNone/>
+              <wp:docPr id="6" name="Text Box 6" descr="Confidential - Oracle Restricted \Employees Only">
+                <a:extLst xmlns:a="http://schemas.openxmlformats.org/drawingml/2006/main">
+                  <a:ext uri="{5AE41FA2-C0FF-4470-9BD4-5FADCA87CBE2}">
+                    <aclsh:classification xmlns:aclsh="http://schemas.microsoft.com/office/drawing/2020/classificationShape" classificationOutcomeType="hdr"/>
+                  </a:ext>
+                </a:extLst>
+              </wp:docPr>
+              <wp:cNvGraphicFramePr/>
+              <a:graphic xmlns:a="http://schemas.openxmlformats.org/drawingml/2006/main">
+                <a:graphicData uri="http://schemas.microsoft.com/office/word/2010/wordprocessingShape">
+                  <wps:wsp>
+                    <wps:cNvSpPr txBox="1"/>
+                    <wps:spPr>
+                      <a:xfrm>
+                        <a:off x="0" y="0"/>
+                        <a:ext cx="443865" cy="443865"/>
+                      </a:xfrm>
+                      <a:prstGeom prst="rect">
+                        <a:avLst/>
+                      </a:prstGeom>
+                      <a:noFill/>
+                      <a:ln>
+                        <a:noFill/>
+                      </a:ln>
+                    </wps:spPr>
+                    <wps:txbx>
+                      <w:txbxContent>
+                        <w:p>
+                          <w:pPr>
+                            <w:spacing w:after="0"/>
+                            <w:rPr>
+                              <w:rFonts w:ascii="Calibri" w:eastAsia="Calibri" w:hAnsi="Calibri" w:cs="Calibri"/>
+                              <w:noProof/>
+                              <w:color w:val="000000"/>
+                              <w:sz w:val="20"/>
+                              <w:szCs w:val="20"/>
+                            </w:rPr>
+                          </w:pPr>
+                          <w:r>
+                            <w:rPr>
+                              <w:rFonts w:ascii="Calibri" w:eastAsia="Calibri" w:hAnsi="Calibri" w:cs="Calibri"/>
+                              <w:noProof/>
+                              <w:color w:val="000000"/>
+                              <w:sz w:val="20"/>
+                              <w:szCs w:val="20"/>
+                            </w:rPr>
+                            <w:t>Confidential - Oracle Restricted \Employees Only</w:t>
+                          </w:r>
+                        </w:p>
+                      </w:txbxContent>
+                    </wps:txbx>
+                    <wps:bodyPr rot="0" spcFirstLastPara="0" vertOverflow="overflow" horzOverflow="overflow" vert="horz" wrap="none" lIns="254000" tIns="190500" rIns="0" bIns="0" numCol="1" spcCol="0" rtlCol="0" fromWordArt="0" anchor="t" anchorCtr="0" forceAA="0" compatLnSpc="1">
+                      <a:prstTxWarp prst="textNoShape">
+                        <a:avLst/>
+                      </a:prstTxWarp>
+                      <a:spAutoFit/>
+                    </wps:bodyPr>
+                  </wps:wsp>
+                </a:graphicData>
+              </a:graphic>
+            </wp:anchor>
+          </w:drawing>
+        </mc:Choice>
+        <mc:Fallback>
+          <w:pict>
+            <v:shapetype w14:anchorId="7C10C91A" id="_x0000_t202" coordsize="21600,21600" o:spt="202" path="m,l,21600r21600,l21600,xe">
+              <v:stroke joinstyle="miter"/>
+              <v:path gradientshapeok="t" o:connecttype="rect"/>
+            </v:shapetype>
+            <v:shape id="Text Box 6" o:spid="_x0000_s1027" type="#_x0000_t202" alt="Confidential - Oracle Restricted \Employees Only" style="position:absolute;margin-left:0;margin-top:0;width:34.95pt;height:34.95pt;z-index:251660288;visibility:visible;mso-wrap-style:none;mso-wrap-distance-left:0;mso-wrap-distance-top:0;mso-wrap-distance-right:0;mso-wrap-distance-bottom:0;mso-position-horizontal:left;mso-position-horizontal-relative:page;mso-position-vertical:top;mso-position-vertical-relative:page;v-text-anchor:top" o:gfxdata="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" filled="f" stroked="f">
+              <v:fill o:detectmouseclick="t"/>
+              <v:textbox style="mso-fit-shape-to-text:t" inset="20pt,15pt,0,0">
+                <w:txbxContent>
+                  <w:p>
+                    <w:pPr>
+                      <w:spacing w:after="0"/>
+                      <w:rPr>
+                        <w:rFonts w:ascii="Calibri" w:eastAsia="Calibri" w:hAnsi="Calibri" w:cs="Calibri"/>
+                        <w:noProof/>
+                        <w:color w:val="000000"/>
+                        <w:sz w:val="20"/>
+                        <w:szCs w:val="20"/>
+                      </w:rPr>
+                    </w:pPr>
+                    <w:r>
+                      <w:rPr>
+                        <w:rFonts w:ascii="Calibri" w:eastAsia="Calibri" w:hAnsi="Calibri" w:cs="Calibri"/>
+                        <w:noProof/>
+                        <w:color w:val="000000"/>
+                        <w:sz w:val="20"/>
+                        <w:szCs w:val="20"/>
+                      </w:rPr>
+                      <w:t>Confidential - Oracle Restricted \Employees Only</w:t>
+                    </w:r>
+                  </w:p>
+                </w:txbxContent>
+              </v:textbox>
+              <w10:wrap anchorx="page" anchory="page"/>
+            </v:shape>
+          </w:pict>
+        </mc:Fallback>
+      </mc:AlternateContent>
+    </w:r>
+  </w:p>
+</w:hdr>
+</file>
+
+<file path=word/header3.xml><?xml version="1.0" encoding="utf-8"?>
+<w:hdr xmlns:wpc="http://schemas.microsoft.com/office/word/2010/wordprocessingCanvas" xmlns:cx="http://schemas.microsoft.com/office/drawing/2014/chartex" xmlns:cx1="http://schemas.microsoft.com/office/drawing/2015/9/8/chartex" xmlns:cx2="http://schemas.microsoft.com/office/drawing/2015/10/21/chartex" xmlns:cx3="http://schemas.microsoft.com/office/drawing/2016/5/9/chartex" xmlns:cx4="http://schemas.microsoft.com/office/drawing/2016/5/10/chartex" xmlns:cx5="http://schemas.microsoft.com/office/drawing/2016/5/11/chartex" xmlns:cx6="http://schemas.microsoft.com/office/drawing/2016/5/12/chartex" xmlns:cx7="http://schemas.microsoft.com/office/drawing/2016/5/13/chartex" xmlns:cx8="http://schemas.microsoft.com/office/drawing/2016/5/14/chartex" xmlns:mc="http://schemas.openxmlformats.org/markup-compatibility/2006" xmlns:aink="http://schemas.microsoft.com/office/drawing/2016/ink" xmlns:am3d="http://schemas.microsoft.com/office/drawing/2017/model3d" xmlns:o="urn:schemas-microsoft-com:office:office" xmlns:oel="http://schemas.microsoft.com/office/2019/extlst" xmlns:r="http://schemas.openxmlformats.org/officeDocument/2006/relationships" xmlns:m="http://schemas.openxmlformats.org/officeDocument/2006/math" xmlns:v="urn:schemas-microsoft-com:vml" xmlns:wp14="http://schemas.microsoft.com/office/word/2010/wordprocessingDrawing" xmlns:wp="http://schemas.openxmlformats.org/drawingml/2006/wordprocessingDrawing" xmlns:w10="urn:schemas-microsoft-com:office:word" xmlns:w="http://schemas.openxmlformats.org/wordprocessingml/2006/main" xmlns:w14="http://schemas.microsoft.com/office/word/2010/wordml" xmlns:w15="http://schemas.microsoft.com/office/word/2012/wordml" xmlns:w16cex="http://schemas.microsoft.com/office/word/2018/wordml/cex" xmlns:w16cid="http://schemas.microsoft.com/office/word/2016/wordml/cid" xmlns:w16="http://schemas.microsoft.com/office/word/2018/wordml" xmlns:w16sdtdh="http://schemas.microsoft.com/office/word/2020/wordml/sdtdatahash" xmlns:w16se="http://schemas.microsoft.com/office/word/2015/wordml/symex" xmlns:wpg="http://schemas.microsoft.com/office/word/2010/wordprocessingGroup" xmlns:wpi="http://schemas.microsoft.com/office/word/2010/wordprocessingInk" xmlns:wne="http://schemas.microsoft.com/office/word/2006/wordml" xmlns:wps="http://schemas.microsoft.com/office/word/2010/wordprocessingShape" mc:Ignorable="w14 w15 w16se w16cid w16 w16cex w16sdtdh wp14">
+  <w:p>
+    <w:pPr>
+      <w:pStyle w:val="Header"/>
+    </w:pPr>
+    <w:r>
+      <w:rPr>
+        <w:noProof/>
+      </w:rPr>
+      <mc:AlternateContent>
+        <mc:Choice Requires="wps">
+          <w:drawing>
+            <wp:anchor distT="0" distB="0" distL="0" distR="0" simplePos="0" relativeHeight="251658240" behindDoc="0" locked="0" layoutInCell="1" allowOverlap="1" wp14:anchorId="1B35A722" wp14:editId="5C602F67">
+              <wp:simplePos x="635" y="635"/>
+              <wp:positionH relativeFrom="page">
+                <wp:align>left</wp:align>
+              </wp:positionH>
+              <wp:positionV relativeFrom="page">
+                <wp:align>top</wp:align>
+              </wp:positionV>
+              <wp:extent cx="443865" cy="443865"/>
+              <wp:effectExtent l="0" t="0" r="5715" b="4445"/>
+              <wp:wrapNone/>
+              <wp:docPr id="4" name="Text Box 4" descr="Confidential - Oracle Restricted \Employees Only">
+                <a:extLst xmlns:a="http://schemas.openxmlformats.org/drawingml/2006/main">
+                  <a:ext uri="{5AE41FA2-C0FF-4470-9BD4-5FADCA87CBE2}">
+                    <aclsh:classification xmlns:aclsh="http://schemas.microsoft.com/office/drawing/2020/classificationShape" classificationOutcomeType="hdr"/>
+                  </a:ext>
+                </a:extLst>
+              </wp:docPr>
+              <wp:cNvGraphicFramePr/>
+              <a:graphic xmlns:a="http://schemas.openxmlformats.org/drawingml/2006/main">
+                <a:graphicData uri="http://schemas.microsoft.com/office/word/2010/wordprocessingShape">
+                  <wps:wsp>
+                    <wps:cNvSpPr txBox="1"/>
+                    <wps:spPr>
+                      <a:xfrm>
+                        <a:off x="0" y="0"/>
+                        <a:ext cx="443865" cy="443865"/>
+                      </a:xfrm>
+                      <a:prstGeom prst="rect">
+                        <a:avLst/>
+                      </a:prstGeom>
+                      <a:noFill/>
+                      <a:ln>
+                        <a:noFill/>
+                      </a:ln>
+                    </wps:spPr>
+                    <wps:txbx>
+                      <w:txbxContent>
+                        <w:p>
+                          <w:pPr>
+                            <w:spacing w:after="0"/>
+                            <w:rPr>
+                              <w:rFonts w:ascii="Calibri" w:eastAsia="Calibri" w:hAnsi="Calibri" w:cs="Calibri"/>
+                              <w:noProof/>
+                              <w:color w:val="000000"/>
+                              <w:sz w:val="20"/>
+                              <w:szCs w:val="20"/>
+                            </w:rPr>
+                          </w:pPr>
+                          <w:r>
+                            <w:rPr>
+                              <w:rFonts w:ascii="Calibri" w:eastAsia="Calibri" w:hAnsi="Calibri" w:cs="Calibri"/>
+                              <w:noProof/>
+                              <w:color w:val="000000"/>
+                              <w:sz w:val="20"/>
+                              <w:szCs w:val="20"/>
+                            </w:rPr>
+                            <w:t>Confidential - Oracle Restricted \Employees Only</w:t>
+                          </w:r>
+                        </w:p>
+                      </w:txbxContent>
+                    </wps:txbx>
+                    <wps:bodyPr rot="0" spcFirstLastPara="0" vertOverflow="overflow" horzOverflow="overflow" vert="horz" wrap="none" lIns="254000" tIns="190500" rIns="0" bIns="0" numCol="1" spcCol="0" rtlCol="0" fromWordArt="0" anchor="t" anchorCtr="0" forceAA="0" compatLnSpc="1">
+                      <a:prstTxWarp prst="textNoShape">
+                        <a:avLst/>
+                      </a:prstTxWarp>
+                      <a:spAutoFit/>
+                    </wps:bodyPr>
+                  </wps:wsp>
+                </a:graphicData>
+              </a:graphic>
+            </wp:anchor>
+          </w:drawing>
+        </mc:Choice>
+        <mc:Fallback>
+          <w:pict>
+            <v:shapetype w14:anchorId="1B35A722" id="_x0000_t202" coordsize="21600,21600" o:spt="202" path="m,l,21600r21600,l21600,xe">
+              <v:stroke joinstyle="miter"/>
+              <v:path gradientshapeok="t" o:connecttype="rect"/>
+            </v:shapetype>
+            <v:shape id="Text Box 4" o:spid="_x0000_s1030" type="#_x0000_t202" alt="Confidential - Oracle Restricted \Employees Only" style="position:absolute;margin-left:0;margin-top:0;width:34.95pt;height:34.95pt;z-index:251658240;visibility:visible;mso-wrap-style:none;mso-wrap-distance-left:0;mso-wrap-distance-top:0;mso-wrap-distance-right:0;mso-wrap-distance-bottom:0;mso-position-horizontal:left;mso-position-horizontal-relative:page;mso-position-vertical:top;mso-position-vertical-relative:page;v-text-anchor:top" o:gfxdata="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" filled="f" stroked="f">
+              <v:fill o:detectmouseclick="t"/>
+              <v:textbox style="mso-fit-shape-to-text:t" inset="20pt,15pt,0,0">
+                <w:txbxContent>
+                  <w:p>
+                    <w:pPr>
+                      <w:spacing w:after="0"/>
+                      <w:rPr>
+                        <w:rFonts w:ascii="Calibri" w:eastAsia="Calibri" w:hAnsi="Calibri" w:cs="Calibri"/>
+                        <w:noProof/>
+                        <w:color w:val="000000"/>
+                        <w:sz w:val="20"/>
+                        <w:szCs w:val="20"/>
+                      </w:rPr>
+                    </w:pPr>
+                    <w:r>
+                      <w:rPr>
+                        <w:rFonts w:ascii="Calibri" w:eastAsia="Calibri" w:hAnsi="Calibri" w:cs="Calibri"/>
+                        <w:noProof/>
+                        <w:color w:val="000000"/>
+                        <w:sz w:val="20"/>
+                        <w:szCs w:val="20"/>
+                      </w:rPr>
+                      <w:t>Confidential - Oracle Restricted \Employees Only</w:t>
+                    </w:r>
+                  </w:p>
+                </w:txbxContent>
+              </v:textbox>
+              <w10:wrap anchorx="page" anchory="page"/>
+            </v:shape>
+          </w:pict>
+        </mc:Fallback>
+      </mc:AlternateContent>
+    </w:r>
+  </w:p>
+</w:hdr>
+</file>
+
 <file path=word/numbering.xml><?xml version="1.0" encoding="utf-8"?>
-<w:numbering xmlns:wpc="http://schemas.microsoft.com/office/word/2010/wordprocessingCanvas" xmlns:cx="http://schemas.microsoft.com/office/drawing/2014/chartex" xmlns:cx1="http://schemas.microsoft.com/office/drawing/2015/9/8/chartex" xmlns:cx2="http://schemas.microsoft.com/office/drawing/2015/10/21/chartex" xmlns:cx3="http://schemas.microsoft.com/office/drawing/2016/5/9/chartex" xmlns:cx4="http://schemas.microsoft.com/office/drawing/2016/5/10/chartex" xmlns:cx5="http://schemas.microsoft.com/office/drawing/2016/5/11/chartex" xmlns:cx6="http://schemas.microsoft.com/office/drawing/2016/5/12/chartex" xmlns:cx7="http://schemas.microsoft.com/office/drawing/2016/5/13/chartex" xmlns:cx8="http://schemas.microsoft.com/office/drawing/2016/5/14/chartex" xmlns:mc="http://schemas.openxmlformats.org/markup-compatibility/2006" xmlns:aink="http://schemas.microsoft.com/office/drawing/2016/ink" xmlns:am3d="http://schemas.microsoft.com/office/drawing/2017/model3d" xmlns:o="urn:schemas-microsoft-com:office:office" xmlns:oel="http://schemas.microsoft.com/office/2019/extlst" xmlns:r="http://schemas.openxmlformats.org/officeDocument/2006/relationships" xmlns:m="http://schemas.openxmlformats.org/officeDocument/2006/math" xmlns:v="urn:schemas-microsoft-com:vml" xmlns:wp14="http://schemas.microsoft.com/office/word/2010/wordprocessingDrawing" xmlns:wp="http://schemas.openxmlformats.org/drawingml/2006/wordprocessingDrawing" xmlns:w10="urn:schemas-microsoft-com:office:word" xmlns:w="http://schemas.openxmlformats.org/wordprocessingml/2006/main" xmlns:w14="http://schemas.microsoft.com/office/word/2010/wordml" xmlns:w15="http://schemas.microsoft.com/office/word/2012/wordml" xmlns:w16cex="http://schemas.microsoft.com/office/word/2018/wordml/cex" xmlns:w16cid="http://schemas.microsoft.com/office/word/2016/wordml/cid" xmlns:w16="http://schemas.microsoft.com/office/word/2018/wordml" xmlns:w16du="http://schemas.microsoft.com/office/word/2023/wordml/word16du" xmlns:w16sdtdh="http://schemas.microsoft.com/office/word/2020/wordml/sdtdatahash" xmlns:w16sdtfl="http://schemas.microsoft.com/office/word/2024/wordml/sdtformatlock" xmlns:w16se="http://schemas.microsoft.com/office/word/2015/wordml/symex" xmlns:wpg="http://schemas.microsoft.com/office/word/2010/wordprocessingGroup" xmlns:wpi="http://schemas.microsoft.com/office/word/2010/wordprocessingInk" xmlns:wne="http://schemas.microsoft.com/office/word/2006/wordml" xmlns:wps="http://schemas.microsoft.com/office/word/2010/wordprocessingShape" mc:Ignorable="w14 w15 w16se w16cid w16 w16cex w16sdtdh w16sdtfl w16du wp14">
+<w:numbering xmlns:wpc="http://schemas.microsoft.com/office/word/2010/wordprocessingCanvas" xmlns:cx="http://schemas.microsoft.com/office/drawing/2014/chartex" xmlns:cx1="http://schemas.microsoft.com/office/drawing/2015/9/8/chartex" xmlns:cx2="http://schemas.microsoft.com/office/drawing/2015/10/21/chartex" xmlns:cx3="http://schemas.microsoft.com/office/drawing/2016/5/9/chartex" xmlns:cx4="http://schemas.microsoft.com/office/drawing/2016/5/10/chartex" xmlns:cx5="http://schemas.microsoft.com/office/drawing/2016/5/11/chartex" xmlns:cx6="http://schemas.microsoft.com/office/drawing/2016/5/12/chartex" xmlns:cx7="http://schemas.microsoft.com/office/drawing/2016/5/13/chartex" xmlns:cx8="http://schemas.microsoft.com/office/drawing/2016/5/14/chartex" xmlns:mc="http://schemas.openxmlformats.org/markup-compatibility/2006" xmlns:aink="http://schemas.microsoft.com/office/drawing/2016/ink" xmlns:am3d="http://schemas.microsoft.com/office/drawing/2017/model3d" xmlns:o="urn:schemas-microsoft-com:office:office" xmlns:oel="http://schemas.microsoft.com/office/2019/extlst" xmlns:r="http://schemas.openxmlformats.org/officeDocument/2006/relationships" xmlns:m="http://schemas.openxmlformats.org/officeDocument/2006/math" xmlns:v="urn:schemas-microsoft-com:vml" xmlns:wp14="http://schemas.microsoft.com/office/word/2010/wordprocessingDrawing" xmlns:wp="http://schemas.openxmlformats.org/drawingml/2006/wordprocessingDrawing" xmlns:w10="urn:schemas-microsoft-com:office:word" xmlns:w="http://schemas.openxmlformats.org/wordprocessingml/2006/main" xmlns:w14="http://schemas.microsoft.com/office/word/2010/wordml" xmlns:w15="http://schemas.microsoft.com/office/word/2012/wordml" xmlns:w16cex="http://schemas.microsoft.com/office/word/2018/wordml/cex" xmlns:w16cid="http://schemas.microsoft.com/office/word/2016/wordml/cid" xmlns:w16="http://schemas.microsoft.com/office/word/2018/wordml" xmlns:w16sdtdh="http://schemas.microsoft.com/office/word/2020/wordml/sdtdatahash" xmlns:w16se="http://schemas.microsoft.com/office/word/2015/wordml/symex" xmlns:wpg="http://schemas.microsoft.com/office/word/2010/wordprocessingGroup" xmlns:wpi="http://schemas.microsoft.com/office/word/2010/wordprocessingInk" xmlns:wne="http://schemas.microsoft.com/office/word/2006/wordml" xmlns:wps="http://schemas.microsoft.com/office/word/2010/wordprocessingShape" mc:Ignorable="w14 w15 w16se w16cid w16 w16cex w16sdtdh wp14">
   <w:abstractNum w:abstractNumId="0" w15:restartNumberingAfterBreak="0">
     <w:nsid w:val="5A1E7795"/>
     <w:multiLevelType w:val="hybridMultilevel"/>
@@ -262,7 +1488,7 @@
 </file>
 
 <file path=word/styles.xml><?xml version="1.0" encoding="utf-8"?>
-<w:styles xmlns:mc="http://schemas.openxmlformats.org/markup-compatibility/2006" xmlns:r="http://schemas.openxmlformats.org/officeDocument/2006/relationships" xmlns:w="http://schemas.openxmlformats.org/wordprocessingml/2006/main" xmlns:w14="http://schemas.microsoft.com/office/word/2010/wordml" xmlns:w15="http://schemas.microsoft.com/office/word/2012/wordml" xmlns:w16cex="http://schemas.microsoft.com/office/word/2018/wordml/cex" xmlns:w16cid="http://schemas.microsoft.com/office/word/2016/wordml/cid" xmlns:w16="http://schemas.microsoft.com/office/word/2018/wordml" xmlns:w16du="http://schemas.microsoft.com/office/word/2023/wordml/word16du" xmlns:w16sdtdh="http://schemas.microsoft.com/office/word/2020/wordml/sdtdatahash" xmlns:w16sdtfl="http://schemas.microsoft.com/office/word/2024/wordml/sdtformatlock" xmlns:w16se="http://schemas.microsoft.com/office/word/2015/wordml/symex" mc:Ignorable="w14 w15 w16se w16cid w16 w16cex w16sdtdh w16sdtfl w16du">
+<w:styles xmlns:mc="http://schemas.openxmlformats.org/markup-compatibility/2006" xmlns:r="http://schemas.openxmlformats.org/officeDocument/2006/relationships" xmlns:w="http://schemas.openxmlformats.org/wordprocessingml/2006/main" xmlns:w14="http://schemas.microsoft.com/office/word/2010/wordml" xmlns:w15="http://schemas.microsoft.com/office/word/2012/wordml" xmlns:w16cex="http://schemas.microsoft.com/office/word/2018/wordml/cex" xmlns:w16cid="http://schemas.microsoft.com/office/word/2016/wordml/cid" xmlns:w16="http://schemas.microsoft.com/office/word/2018/wordml" xmlns:w16sdtdh="http://schemas.microsoft.com/office/word/2020/wordml/sdtdatahash" xmlns:w16se="http://schemas.microsoft.com/office/word/2015/wordml/symex" mc:Ignorable="w14 w15 w16se w16cid w16 w16cex w16sdtdh">
   <w:docDefaults>
     <w:rPrDefault>
       <w:rPr>
@@ -1178,6 +2404,50 @@
       <w:spacing w:val="5"/>
     </w:rPr>
   </w:style>
+  <w:style w:type="paragraph" w:styleId="Header">
+    <w:name w:val="header"/>
+    <w:basedOn w:val="Normal"/>
+    <w:link w:val="HeaderChar"/>
+    <w:uiPriority w:val="99"/>
+    <w:unhideWhenUsed/>
+    <w:rsid w:val="00A81026"/>
+    <w:pPr>
+      <w:tabs>
+        <w:tab w:val="center" w:pos="4513"/>
+        <w:tab w:val="right" w:pos="9026"/>
+      </w:tabs>
+      <w:spacing w:after="0" w:line="240" w:lineRule="auto"/>
+    </w:pPr>
+  </w:style>
+  <w:style w:type="character" w:customStyle="1" w:styleId="HeaderChar">
+    <w:name w:val="Header Char"/>
+    <w:basedOn w:val="DefaultParagraphFont"/>
+    <w:link w:val="Header"/>
+    <w:uiPriority w:val="99"/>
+    <w:rsid w:val="00A81026"/>
+  </w:style>
+  <w:style w:type="paragraph" w:styleId="Footer">
+    <w:name w:val="footer"/>
+    <w:basedOn w:val="Normal"/>
+    <w:link w:val="FooterChar"/>
+    <w:uiPriority w:val="99"/>
+    <w:unhideWhenUsed/>
+    <w:rsid w:val="00A81026"/>
+    <w:pPr>
+      <w:tabs>
+        <w:tab w:val="center" w:pos="4513"/>
+        <w:tab w:val="right" w:pos="9026"/>
+      </w:tabs>
+      <w:spacing w:after="0" w:line="240" w:lineRule="auto"/>
+    </w:pPr>
+  </w:style>
+  <w:style w:type="character" w:customStyle="1" w:styleId="FooterChar">
+    <w:name w:val="Footer Char"/>
+    <w:basedOn w:val="DefaultParagraphFont"/>
+    <w:link w:val="Footer"/>
+    <w:uiPriority w:val="99"/>
+    <w:rsid w:val="00A81026"/>
+  </w:style>
 </w:styles>
 </file>
 
@@ -1474,4 +2744,10 @@
     </a:ext>
   </a:extLst>
 </a:theme>
+</file>
+
+<file path=docMetadata/LabelInfo.xml><?xml version="1.0" encoding="utf-8"?>
+<clbl:labelList xmlns:clbl="http://schemas.microsoft.com/office/2020/mipLabelMetadata">
+  <clbl:label id="{825c952f-1947-4719-99e7-7bc5a76060a8}" enabled="1" method="Standard" siteId="{4e2c6054-71cb-48f1-bd6c-3a9705aca71b}" contentBits="3" removed="0"/>
+</clbl:labelList>
 </file>